--- a/src/templates/CHS-Lien-Waiver-Conditional-Template.docx
+++ b/src/templates/CHS-Lien-Waiver-Conditional-Template.docx
@@ -616,22 +616,6 @@
           <w:szCs w:val="20"/>
         </w:rPr>
         <w:t xml:space="preserve"/>
-      </w:r>
-    </w:p>
-    <w:p>
-      <w:pPr>
-        <w:spacing w:after="60" w:before="60"/>
-      </w:pPr>
-      <w:r>
-        <w:rPr>
-          <w:rFonts w:ascii="Arial" w:cs="Arial" w:eastAsia="Arial" w:hAnsi="Arial"/>
-          <w:b/>
-          <w:bCs/>
-          <w:color w:val="CC0000"/>
-          <w:sz w:val="18"/>
-          <w:szCs w:val="18"/>
-        </w:rPr>
-        <w:t xml:space="preserve">NOTICE: This document waives rights unconditionally and states that you have been paid for giving up those rights. This document is enforceable against you if you sign it, even if you have not been paid. If you have not been paid, use a conditional release form.</w:t>
       </w:r>
     </w:p>
     <w:p>
